--- a/src/HarmonicEngine/Paper/HRE_Whitepaper.docx
+++ b/src/HarmonicEngine/Paper/HRE_Whitepaper.docx
@@ -211,7 +211,6 @@
         <w:t>Figure 1. Traditional neural network (left): N inputs connect to M outputs through N×M explicit weights. HRE (right): features share a spectral bus, eliminating most of the weight matrix.</w:t>
       </w:r>
     </w:p>
-    <w:p/>
     <w:p>
       <w:r>
         <w:br w:type="page"/>
@@ -430,7 +429,6 @@
         <w:t>Figure 2. Where GPU memory actually goes in a transformer vs. HRE. HRE eliminates attention weights, optimizer state, backprop activations, and the KV cache — the four largest consumers of memory in a modern training or inference run.</w:t>
       </w:r>
     </w:p>
-    <w:p/>
     <w:p>
       <w:pPr>
         <w:pStyle w:val="Heading3"/>
@@ -506,7 +504,6 @@
         <w:t>Figure 3. Training cost comparison (log scale). HRE's single-pass Hebbian learning, eliminated optimizer state, and architectural efficiency combine to project dramatic reductions across every dimension of training cost.</w:t>
       </w:r>
     </w:p>
-    <w:p/>
     <w:tbl>
       <w:tblPr>
         <w:tblW w:type="auto" w:w="0"/>
@@ -550,7 +547,6 @@
         </w:tc>
       </w:tr>
     </w:tbl>
-    <w:p/>
     <w:p>
       <w:pPr>
         <w:pStyle w:val="Heading2"/>
@@ -667,11 +663,6 @@
       </w:r>
     </w:p>
     <w:p>
-      <w:r>
-        <w:br w:type="page"/>
-      </w:r>
-    </w:p>
-    <w:p>
       <w:pPr>
         <w:pStyle w:val="Heading1"/>
       </w:pPr>
@@ -781,7 +772,6 @@
         </w:tc>
       </w:tr>
     </w:tbl>
-    <w:p/>
     <w:p>
       <w:r>
         <w:br w:type="page"/>
@@ -862,7 +852,6 @@
         <w:t>Figure 4. The HRE pipeline. A signal flows through scale/shift invariance, gets encoded onto orthogonal carriers, passes through a nonlinearity that creates intermodulation products, has those products extracted as attention scores, gets regularized via spectral sparsity, and is finally projected to the output.</w:t>
       </w:r>
     </w:p>
-    <w:p/>
     <w:p>
       <w:pPr>
         <w:pStyle w:val="Heading2"/>
@@ -949,7 +938,6 @@
         <w:t>Figure 5. Three versions of a signal at different time scales (top row) produce essentially identical Mellin fingerprints (bottom row). HRE exploits this so the model doesn't have to learn the same pattern at every possible scale.</w:t>
       </w:r>
     </w:p>
-    <w:p/>
     <w:p>
       <w:pPr>
         <w:pStyle w:val="Heading2"/>
@@ -1036,7 +1024,6 @@
         <w:t>Figure 6. The OFDM spectral bus. Each vertical bar is a feature, encoded as the amplitude of its uniquely assigned carrier frequency. The entire feature vector lives in a single time-domain signal.</w:t>
       </w:r>
     </w:p>
-    <w:p/>
     <w:p>
       <w:r>
         <w:rPr>
@@ -1182,7 +1169,6 @@
         <w:t>Figure 7. Before squaring (top): two carriers at f₁ and f₂. After squaring (bottom): intermodulation products appear at f₁+f₂ and |f₁−f₂|, each with amplitude proportional to a₁·a₂ — the attention score.</w:t>
       </w:r>
     </w:p>
-    <w:p/>
     <w:p>
       <w:r>
         <w:rPr>
@@ -1246,7 +1232,6 @@
         <w:t>Figure 8. Attention cost as a function of sequence length. Transformers scale quadratically; HRE scales log-linearly. At 100K tokens, HRE uses ~6,000× fewer operations than a transformer.</w:t>
       </w:r>
     </w:p>
-    <w:p/>
     <w:tbl>
       <w:tblPr>
         <w:tblW w:type="auto" w:w="0"/>
@@ -1290,7 +1275,6 @@
         </w:tc>
       </w:tr>
     </w:tbl>
-    <w:p/>
     <w:p>
       <w:pPr>
         <w:pStyle w:val="Heading2"/>
@@ -1319,18 +1303,39 @@
         <w:pStyle w:val="ListBullet"/>
         <w:ind w:left="360"/>
       </w:pPr>
+      <w:r>
+        <w:rPr>
+          <w:rFonts w:ascii="Calibri" w:hAnsi="Calibri"/>
+          <w:sz w:val="22"/>
+        </w:rPr>
+        <w:t>ModReLU: generalizes ReLU to complex-valued signals, preserving phase while thresholding magnitude.</w:t>
+      </w:r>
     </w:p>
     <w:p>
       <w:pPr>
         <w:pStyle w:val="ListBullet"/>
         <w:ind w:left="360"/>
       </w:pPr>
+      <w:r>
+        <w:rPr>
+          <w:rFonts w:ascii="Calibri" w:hAnsi="Calibri"/>
+          <w:sz w:val="22"/>
+        </w:rPr>
+        <w:t>Spectral Gating: makes the activation input-dependent by computing a per-frequency gate from the signal itself — similar in spirit to the gating in LSTMs or GLU, but applied in the frequency domain.</w:t>
+      </w:r>
     </w:p>
     <w:p>
       <w:pPr>
         <w:pStyle w:val="ListBullet"/>
         <w:ind w:left="360"/>
       </w:pPr>
+      <w:r>
+        <w:rPr>
+          <w:rFonts w:ascii="Calibri" w:hAnsi="Calibri"/>
+          <w:sz w:val="22"/>
+        </w:rPr>
+        <w:t>Instantaneous Frequency: modulates the signal by the rate of change of its instantaneous phase, extracted via the Hilbert transform. This captures dynamic oscillation patterns that static activations miss entirely.</w:t>
+      </w:r>
     </w:p>
     <w:p>
       <w:r>
@@ -1429,7 +1434,6 @@
         <w:t>Figure 9. Spectral sparsity in action. A 64-bin spectrum (left) is reduced to just 5 non-zero coefficients (right) by keeping only the largest magnitudes — a 92.8% compression ratio.</w:t>
       </w:r>
     </w:p>
-    <w:p/>
     <w:p>
       <w:r>
         <w:rPr>
@@ -1484,7 +1488,6 @@
         </w:tc>
       </w:tr>
     </w:tbl>
-    <w:p/>
     <w:p>
       <w:pPr>
         <w:pStyle w:val="Heading2"/>
@@ -1606,7 +1609,6 @@
         <w:t>Figure 10. Spectral Hebbian learning converges to the Wiener optimum rapidly, with no backpropagation required. Gradient descent (dashed) is shown for comparison.</w:t>
       </w:r>
     </w:p>
-    <w:p/>
     <w:tbl>
       <w:tblPr>
         <w:tblW w:type="auto" w:w="0"/>
@@ -1650,7 +1652,6 @@
         </w:tc>
       </w:tr>
     </w:tbl>
-    <w:p/>
     <w:p>
       <w:r>
         <w:br w:type="page"/>
@@ -2460,36 +2461,78 @@
         <w:pStyle w:val="ListBullet"/>
         <w:ind w:left="360"/>
       </w:pPr>
+      <w:r>
+        <w:rPr>
+          <w:rFonts w:ascii="Calibri" w:hAnsi="Calibri"/>
+          <w:sz w:val="22"/>
+        </w:rPr>
+        <w:t>Strengthen each theorem's proof to publication quality and get external review from domain experts.</w:t>
+      </w:r>
     </w:p>
     <w:p>
       <w:pPr>
         <w:pStyle w:val="ListBullet"/>
         <w:ind w:left="360"/>
       </w:pPr>
+      <w:r>
+        <w:rPr>
+          <w:rFonts w:ascii="Calibri" w:hAnsi="Calibri"/>
+          <w:sz w:val="22"/>
+        </w:rPr>
+        <w:t>Run a full ablation study on the three spectral nonlinearities using controlled synthetic signals.</w:t>
+      </w:r>
     </w:p>
     <w:p>
       <w:pPr>
         <w:pStyle w:val="ListBullet"/>
         <w:ind w:left="360"/>
       </w:pPr>
+      <w:r>
+        <w:rPr>
+          <w:rFonts w:ascii="Calibri" w:hAnsi="Calibri"/>
+          <w:sz w:val="22"/>
+        </w:rPr>
+        <w:t>Validate on real-world financial time-series data using the existing AiDotNet loaders and metrics.</w:t>
+      </w:r>
     </w:p>
     <w:p>
       <w:pPr>
         <w:pStyle w:val="ListBullet"/>
         <w:ind w:left="360"/>
       </w:pPr>
+      <w:r>
+        <w:rPr>
+          <w:rFonts w:ascii="Calibri" w:hAnsi="Calibri"/>
+          <w:sz w:val="22"/>
+        </w:rPr>
+        <w:t>Run the 'novel capability' experiment: train on character sequences with long-range periodic structure (period &gt; transformer context window) and show HRE succeeds where transformers fail.</w:t>
+      </w:r>
     </w:p>
     <w:p>
       <w:pPr>
         <w:pStyle w:val="ListBullet"/>
         <w:ind w:left="360"/>
       </w:pPr>
+      <w:r>
+        <w:rPr>
+          <w:rFonts w:ascii="Calibri" w:hAnsi="Calibri"/>
+          <w:sz w:val="22"/>
+        </w:rPr>
+        <w:t>Scale up to at least GPT-2 equivalent capacity and compare end-to-end training cost and final quality.</w:t>
+      </w:r>
     </w:p>
     <w:p>
       <w:pPr>
         <w:pStyle w:val="ListBullet"/>
         <w:ind w:left="360"/>
       </w:pPr>
+      <w:r>
+        <w:rPr>
+          <w:rFonts w:ascii="Calibri" w:hAnsi="Calibri"/>
+          <w:sz w:val="22"/>
+        </w:rPr>
+        <w:t>Write the arXiv preprint, using this whitepaper's structure as a high-level outline.</w:t>
+      </w:r>
     </w:p>
     <w:p>
       <w:pPr>
@@ -2508,30 +2551,65 @@
         <w:pStyle w:val="ListBullet"/>
         <w:ind w:left="360"/>
       </w:pPr>
+      <w:r>
+        <w:rPr>
+          <w:rFonts w:ascii="Calibri" w:hAnsi="Calibri"/>
+          <w:sz w:val="22"/>
+        </w:rPr>
+        <w:t>How does HRE behave under fine-tuning? Does Hebbian learning avoid catastrophic forgetting?</w:t>
+      </w:r>
     </w:p>
     <w:p>
       <w:pPr>
         <w:pStyle w:val="ListBullet"/>
         <w:ind w:left="360"/>
       </w:pPr>
+      <w:r>
+        <w:rPr>
+          <w:rFonts w:ascii="Calibri" w:hAnsi="Calibri"/>
+          <w:sz w:val="22"/>
+        </w:rPr>
+        <w:t>Can the MDL auto-K selection match or beat hand-tuned hidden sizes across diverse tasks?</w:t>
+      </w:r>
     </w:p>
     <w:p>
       <w:pPr>
         <w:pStyle w:val="ListBullet"/>
         <w:ind w:left="360"/>
       </w:pPr>
+      <w:r>
+        <w:rPr>
+          <w:rFonts w:ascii="Calibri" w:hAnsi="Calibri"/>
+          <w:sz w:val="22"/>
+        </w:rPr>
+        <w:t>What's the best carrier allocation strategy at very large N — Sidon sets, random sampling, or learned positions?</w:t>
+      </w:r>
     </w:p>
     <w:p>
       <w:pPr>
         <w:pStyle w:val="ListBullet"/>
         <w:ind w:left="360"/>
       </w:pPr>
+      <w:r>
+        <w:rPr>
+          <w:rFonts w:ascii="Calibri" w:hAnsi="Calibri"/>
+          <w:sz w:val="22"/>
+        </w:rPr>
+        <w:t>How well does HRE handle non-stationary data where the optimal spectral filter drifts over time?</w:t>
+      </w:r>
     </w:p>
     <w:p>
       <w:pPr>
         <w:pStyle w:val="ListBullet"/>
         <w:ind w:left="360"/>
       </w:pPr>
+      <w:r>
+        <w:rPr>
+          <w:rFonts w:ascii="Calibri" w:hAnsi="Calibri"/>
+          <w:sz w:val="22"/>
+        </w:rPr>
+        <w:t>Can we prove an even stronger sparsity bound by exploiting the specific structure of the HRE measurement matrix?</w:t>
+      </w:r>
     </w:p>
     <w:p>
       <w:pPr>
@@ -2599,7 +2677,6 @@
         </w:tc>
       </w:tr>
     </w:tbl>
-    <w:p/>
     <w:sectPr>
       <w:pgSz w:w="12240" w:h="15840"/>
       <w:pgMar w:top="1440" w:right="1584" w:bottom="1440" w:left="1584" w:header="720" w:footer="720" w:gutter="0"/>
